--- a/docs/Nautilus-ERP-System-Report.docx
+++ b/docs/Nautilus-ERP-System-Report.docx
@@ -804,7 +804,7 @@
         <w:rPr>
           <w:i w:val="0"/>
         </w:rPr>
-        <w:t>A seventh capability sits underneath these six rather than beside them: any record in any module can carry file attachments — a scanned supplier invoice, a delivery photo, a signed contract — uploaded, listed, downloaded and removed through the API by referencing the record they belong to. This is implemented end to end on the server and is honestly a backend capability today: no screen in the browser client yet uploads or displays a file. Section 11 documents the endpoints.</w:t>
+        <w:t>A seventh capability sits underneath these six rather than beside them: any record in any module can carry file attachments — a scanned supplier invoice, a delivery photo, a signed contract — uploaded, listed, downloaded and removed by referencing the record they belong to, without a schema change per module. The screen is live today on the four document detail pages — sales orders, customer invoices, purchase orders, supplier invoices — as an Attachments card alongside each document's lines; other record types (products, customers, suppliers) can use the same API but do not yet have the screen wired in. Section 11 documents the endpoints.</w:t>
       </w:r>
     </w:p>
     <w:p>
@@ -2015,7 +2015,7 @@
           <w:p>
             <w:r/>
             <w:r>
-              <w:t>Capture an order, confirm it, fulfil it from stock, raise the invoice from it</w:t>
+              <w:t>Capture an order, confirm it, fulfil it from stock, raise the invoice from it; attach files (any signed-in role)</w:t>
             </w:r>
           </w:p>
         </w:tc>
@@ -2050,7 +2050,7 @@
           <w:p>
             <w:r/>
             <w:r>
-              <w:t>Issue the tax invoice, record payments against it, download the Fiji-format PDF, void (subject to the rules in section 3.3)</w:t>
+              <w:t>Issue the tax invoice, record payments against it, download the Fiji-format PDF, void (subject to the rules in section 3.3); attach files (any signed-in role)</w:t>
             </w:r>
           </w:p>
         </w:tc>
@@ -2085,7 +2085,7 @@
           <w:p>
             <w:r/>
             <w:r>
-              <w:t>Raise and confirm an order, record goods receipts as deliveries arrive</w:t>
+              <w:t>Raise and confirm an order, record goods receipts as deliveries arrive; attach files (any signed-in role)</w:t>
             </w:r>
           </w:p>
         </w:tc>
@@ -2120,7 +2120,7 @@
           <w:p>
             <w:r/>
             <w:r>
-              <w:t>Enter the supplier's bill against the order, approve it, record payments</w:t>
+              <w:t>Enter the supplier's bill against the order, approve it, record payments; attach files (any signed-in role)</w:t>
             </w:r>
           </w:p>
         </w:tc>
@@ -2604,7 +2604,7 @@
         <w:pStyle w:val="ListBullet"/>
       </w:pPr>
       <w:r>
-        <w:t>File attachments have no screen in the browser client. The upload, list, download and delete API exists and is tested, but nothing in the interface today calls it.</w:t>
+        <w:t>File attachments have a screen on the four document detail pages (sales orders, invoices, purchase orders, supplier invoices) but not on other record types — products, customers and suppliers can be attached to over the API, but nothing in the interface calls it there yet.</w:t>
       </w:r>
     </w:p>
     <w:p>
@@ -3410,7 +3410,7 @@
           <w:p>
             <w:r/>
             <w:r>
-              <w:t>React + TypeScript single-page application, built with Vite; TanStack Query for server state; Tailwind-based design system.</w:t>
+              <w:t>React + TypeScript single-page application, built with Vite; TanStack Query for server state; Tailwind-based design system; route-level code-splitting; Vitest + React Testing Library.</w:t>
             </w:r>
           </w:p>
         </w:tc>
@@ -3767,7 +3767,7 @@
           <w:p>
             <w:r/>
             <w:r>
-              <w:t>Upload, list, download and delete a file against any record, referenced by entity type and id; no browser screen calls it yet</w:t>
+              <w:t>Upload, list, download and delete a file against any record, referenced by entity type and id; the browser client uses it on the four document detail pages</w:t>
             </w:r>
           </w:p>
         </w:tc>
@@ -4247,7 +4247,29 @@
         <w:rPr>
           <w:i w:val="0"/>
         </w:rPr>
-        <w:t>Across the two projects there are 97 test methods (xUnit facts and theories; theories expand to more cases at run time). Run them with `dotnet test` at the repository root. A GitHub Actions workflow runs the full suite, plus a frontend lint and build, on every push and pull request against main.</w:t>
+        <w:t>Across the two projects there are 97 test methods (xUnit facts and theories; theories expand to more cases at run time). Run them with `dotnet test` at the repository root.</w:t>
+      </w:r>
+    </w:p>
+    <w:p>
+      <w:pPr>
+        <w:spacing w:after="160"/>
+      </w:pPr>
+      <w:r>
+        <w:rPr>
+          <w:i w:val="0"/>
+        </w:rPr>
+        <w:t>The browser client carries its own suite: Vitest with React Testing Library, 37 tests across money/date formatting, the API error-message unwrapping, and — the two places a silent regression would matter most — the full authentication state machine (silent re-auth on boot, the login/MFA-challenge/verify sequence against a mocked API, the forced-logout event) and the sign-in form itself driven the way a person would, through react-hook-form and zod validation, not by calling internal functions directly. Run them with `npm run test` in client/.</w:t>
+      </w:r>
+    </w:p>
+    <w:p>
+      <w:pPr>
+        <w:spacing w:after="160"/>
+      </w:pPr>
+      <w:r>
+        <w:rPr>
+          <w:i w:val="0"/>
+        </w:rPr>
+        <w:t>A GitHub Actions workflow runs the backend suite, the frontend suite, a frontend lint pass, and both builds, on every push and pull request against main — so a regression is caught before it merges, not after someone notices it in the running application. That lint pass includes accessibility rules (oxlint's jsx-a11y plugin): every form field's label is associated with its control so a screen reader can announce what it's asking for, interactive elements are reachable by keyboard, and pages avoid disorienting focus jumps.</w:t>
       </w:r>
     </w:p>
     <w:p>
@@ -4545,7 +4567,7 @@
         <w:pStyle w:val="ListBullet"/>
       </w:pPr>
       <w:r>
-        <w:t>Build the browser screens for the attachments API — upload and view files on the relevant detail pages — and add email verification of accounts. Move Hangfire from in-memory storage to a durable store so queued work survives a restart.</w:t>
+        <w:t>Extend the attachments screen to the remaining record types (products, customers, suppliers) beyond the four document detail pages it already covers, and add email verification of accounts. Move Hangfire from in-memory storage to a durable store so queued work survives a restart.</w:t>
       </w:r>
     </w:p>
     <w:p>

--- a/docs/Nautilus-ERP-System-Report.docx
+++ b/docs/Nautilus-ERP-System-Report.docx
@@ -471,7 +471,7 @@
         <w:rPr>
           <w:i w:val="0"/>
         </w:rPr>
-        <w:t>The system covers six areas of the business. A catalogue holds products, categories, units of measure, currencies and tax rates. An inventory module tracks stock in warehouses and values it using FIFO — first-in, first-out, meaning the oldest stock you bought is treated as the first stock you sold. A sales module carries a customer order through to an issued invoice and the payments against it. A purchasing module does the mirror image: a purchase order, the goods receipt when the delivery arrives, the supplier's bill and the payment. A reporting module summarises the position and exports it. An administration module manages users, roles, branches and company details, and exposes an audit trail of every change.</w:t>
+        <w:t>The system covers seven areas of the business. A catalogue holds products, categories, units of measure, currencies and tax rates. An inventory module tracks stock in warehouses and values it using FIFO — first-in, first-out, meaning the oldest stock you bought is treated as the first stock you sold. A sales module carries a customer order through to an issued invoice and the payments against it. A purchasing module does the mirror image: a purchase order, the goods receipt when the delivery arrives, the supplier's bill and the payment. A general ledger records a balanced journal entry for every one of those money-moving events — automatically, not as separate bookkeeping — and turns them into a trial balance, profit and loss statement and balance sheet. A reporting module summarises the position and exports it. An administration module manages users, roles, branches and company details, and exposes an audit trail of every change.</w:t>
       </w:r>
     </w:p>
     <w:p>
@@ -482,7 +482,7 @@
         <w:rPr>
           <w:i w:val="0"/>
         </w:rPr>
-        <w:t>Three independent layers of access control sit over all of this. Roles decide what kind of action a person may take. Branch scoping decides which records they can see at all. Segregation of duties — five maker-checker rules — prevents one person from completing a purchase-to-payment chain on their own, which is the classic route by which a business is defrauded by its own staff. Customers never sign in; this is a staff system.</w:t>
+        <w:t>Three independent layers of access control sit over all of this. Roles decide what kind of action a person may take. Branch scoping decides which records they can see at all. Segregation of duties — seven maker-checker rules — prevents one person from completing a purchase-to-payment chain on their own, which is the classic route by which a business is defrauded by its own staff. Customers never sign in; this is a staff system.</w:t>
       </w:r>
     </w:p>
     <w:p>
@@ -493,7 +493,7 @@
         <w:rPr>
           <w:i w:val="0"/>
         </w:rPr>
-        <w:t>Two limitations deserve to appear this early, because a report that buries them is not worth reading. First, the system does not submit invoices to the Fiji Revenue and Customs Service. The integration point for FRCS fiscalization exists and is honest about itself: every issued invoice is recorded as NotSubmitted. Nothing is faked as accredited. Second, Nautilus ERP is not an accounting system. It has no general ledger and no double-entry bookkeeping. It records the operational truth of the business and can feed an accountant; it does not replace one. Section 8.1 sets out the full list of known limitations.</w:t>
+        <w:t>Two limitations deserve to appear this early, because a report that buries them is not worth reading. First, the system does not submit invoices to the Fiji Revenue and Customs Service. The integration point for FRCS fiscalization exists and is honest about itself: every issued invoice is recorded as NotSubmitted. Nothing is faked as accredited. Second, while Nautilus ERP now keeps a real double-entry general ledger — a chart of accounts, journal entries that balance by construction, and period locking so a closed month cannot be posted into — it is not a certified accounting package: there is no live exchange-rate feed (rates are entered by hand on a journal line), no tax-authority lodgement of any statutory return, and bank reconciliation is a manual match against imported or hand-entered statement lines, not a bank feed. Section 8.1 sets out the full list of known limitations.</w:t>
       </w:r>
     </w:p>
     <w:p>
@@ -512,7 +512,7 @@
         <w:rPr>
           <w:i w:val="0"/>
         </w:rPr>
-        <w:t>The following six modules make up the working system. Each is implemented end to end: a domain model, application logic, an HTTP endpoint, and a screen in the browser client.</w:t>
+        <w:t>The following seven modules make up the working system. Each is implemented end to end: a domain model, application logic, an HTTP endpoint, and a screen in the browser client.</w:t>
       </w:r>
     </w:p>
     <w:tbl>
@@ -719,6 +719,41 @@
           <w:p>
             <w:r/>
             <w:r>
+              <w:t>General ledger</w:t>
+            </w:r>
+          </w:p>
+        </w:tc>
+        <w:tc>
+          <w:tcPr>
+            <w:tcW w:type="dxa" w:w="3168"/>
+          </w:tcPr>
+          <w:p>
+            <w:r/>
+            <w:r>
+              <w:t>Chart of accounts, journal entries and their lines, accounting periods, bank statement lines</w:t>
+            </w:r>
+          </w:p>
+        </w:tc>
+        <w:tc>
+          <w:tcPr>
+            <w:tcW w:type="dxa" w:w="3888"/>
+          </w:tcPr>
+          <w:p>
+            <w:r/>
+            <w:r>
+              <w:t>Post (or auto-post) balanced journal entries, lock a closed period, reconcile a bank statement, read a trial balance, P&amp;L or balance sheet</w:t>
+            </w:r>
+          </w:p>
+        </w:tc>
+      </w:tr>
+      <w:tr>
+        <w:tc>
+          <w:tcPr>
+            <w:tcW w:type="dxa" w:w="2304"/>
+          </w:tcPr>
+          <w:p>
+            <w:r/>
+            <w:r>
               <w:t>Reporting</w:t>
             </w:r>
           </w:p>
@@ -730,7 +765,7 @@
           <w:p>
             <w:r/>
             <w:r>
-              <w:t>Dashboard key figures, inventory valuation, sales trend</w:t>
+              <w:t>Dashboard key figures, inventory valuation, sales trend, trial balance, P&amp;L, balance sheet</w:t>
             </w:r>
           </w:p>
         </w:tc>
@@ -741,7 +776,7 @@
           <w:p>
             <w:r/>
             <w:r>
-              <w:t>Read the current position; export the inventory valuation report as CSV, Excel or PDF; print a Fiji tax invoice as PDF</w:t>
+              <w:t>Read the current position; export reports as CSV, Excel or PDF; print a Fiji tax invoice as PDF</w:t>
             </w:r>
           </w:p>
         </w:tc>
@@ -793,7 +828,7 @@
           <w:color w:val="5A6B66"/>
           <w:sz w:val="18"/>
         </w:rPr>
-        <w:t>Table 2 — The six modules of Nautilus ERP.</w:t>
+        <w:t>Table 2 — The seven modules of Nautilus ERP.</w:t>
       </w:r>
     </w:p>
     <w:p>
@@ -804,7 +839,7 @@
         <w:rPr>
           <w:i w:val="0"/>
         </w:rPr>
-        <w:t>A seventh capability sits underneath these six rather than beside them: any record in any module can carry file attachments — a scanned supplier invoice, a delivery photo, a signed contract — uploaded, listed, downloaded and removed by referencing the record they belong to, without a schema change per module. The screen is live today on the four document detail pages — sales orders, customer invoices, purchase orders, supplier invoices — as an Attachments card alongside each document's lines; other record types (products, customers, suppliers) can use the same API but do not yet have the screen wired in. Section 11 documents the endpoints.</w:t>
+        <w:t>An eighth capability sits underneath these seven rather than beside them: any record in any module can carry file attachments — a scanned supplier invoice, a delivery photo, a signed contract — uploaded, listed, downloaded and removed by referencing the record they belong to, without a schema change per module. The screen is live today on the four document detail pages — sales orders, customer invoices, purchase orders, supplier invoices — as an Attachments card alongside each document's lines; other record types (products, customers, suppliers) can use the same API but do not yet have the screen wired in. Section 11 documents the endpoints.</w:t>
       </w:r>
     </w:p>
     <w:p>
@@ -873,6 +908,47 @@
           <w:i w:val="0"/>
         </w:rPr>
         <w:t>Sales and purchasing are described in detail in section 4, because their value lies in the sequence of states each document passes through, and section 6 walks through both chains as a story. Reporting is deliberately narrow: a dashboard of key figures (customer, supplier and product counts, inventory value, low-stock count, sales this month, money owed by customers and to suppliers, open orders on both sides), a sales trend, and an inventory valuation report exportable as CSV, Excel or PDF. A customer invoice can also be rendered as a Fiji-format PDF tax invoice.</w:t>
+      </w:r>
+    </w:p>
+    <w:p>
+      <w:pPr>
+        <w:pStyle w:val="Heading2"/>
+      </w:pPr>
+      <w:r>
+        <w:t>2.4 Accounting</w:t>
+      </w:r>
+    </w:p>
+    <w:p>
+      <w:pPr>
+        <w:spacing w:after="160"/>
+      </w:pPr>
+      <w:r>
+        <w:rPr>
+          <w:i w:val="0"/>
+        </w:rPr>
+        <w:t>Nautilus ERP keeps a real double-entry ledger underneath the operational documents. A chart of accounts (Cash, Accounts Receivable, Inventory, Accounts Payable, Sales Tax Payable, Sales Revenue, Cost of Goods Sold — seeded on first run) receives a balanced journal entry whenever an invoice is issued, a customer payment is recorded, or a supplier invoice is approved or paid. Nobody has to remember to book these; the same handler that changes a document's status posts the entry in the same transaction. A journal entry can also be raised by hand, for adjustments the operational documents do not cover; a manual entry only becomes permanent once posted, and posting is refused unless its debits equal its credits — the fundamental rule of double-entry accounting, enforced by the domain, not left to a database constraint.</w:t>
+      </w:r>
+    </w:p>
+    <w:p>
+      <w:pPr>
+        <w:spacing w:after="160"/>
+      </w:pPr>
+      <w:r>
+        <w:rPr>
+          <w:i w:val="0"/>
+        </w:rPr>
+        <w:t>A posted entry is never edited or deleted. Voiding one writes a second, reversing entry instead — the same discipline the sales and purchasing modules already apply to invoices. Journal entries are scoped to the branch that raised them, so one branch's revenue cannot appear in another branch's numbers. An accounting period can be locked once its books are settled, after which nothing can post into it — including the automatic postings from sales and purchasing. A bank reconciliation screen matches a bank statement's lines, imported or entered by hand, against the Cash account's posted journal lines, so an operator can see what the bank has recorded that the ledger has not, and the reverse.</w:t>
+      </w:r>
+    </w:p>
+    <w:p>
+      <w:pPr>
+        <w:spacing w:after="160"/>
+      </w:pPr>
+      <w:r>
+        <w:rPr>
+          <w:i w:val="0"/>
+        </w:rPr>
+        <w:t>Three reports read the ledger directly, rather than recomputing figures from the sales and purchasing tables the way the dashboard does: a trial balance (every account's debit and credit total, which must net to zero), a profit and loss statement (revenue and expense accounts over a date range), and a balance sheet (assets, liabilities and equity as of a date). All three export as CSV, Excel or PDF alongside the existing reports.</w:t>
       </w:r>
     </w:p>
     <w:p>
@@ -1172,7 +1248,7 @@
         <w:rPr>
           <w:i w:val="0"/>
         </w:rPr>
-        <w:t>Segregation of duties is the principle that no single person should be able to complete a transaction chain alone. The fraud it prevents is well known: raise a purchase order to a supplier you control, approve your own order, record goods that never arrived, approve the invoice for them, and pay it. Nautilus ERP breaks that chain in five places. Each rule compares the person attempting the current step against the people who performed the earlier, conflicting steps on the same document chain.</w:t>
+        <w:t>Segregation of duties is the principle that no single person should be able to complete a transaction chain alone. The fraud it prevents is well known: raise a purchase order to a supplier you control, approve your own order, record goods that never arrived, approve the invoice for them, and pay it. Nautilus ERP breaks that chain in seven places. Each rule compares the person attempting the current step against the people who performed the earlier, conflicting steps on the same document chain.</w:t>
       </w:r>
     </w:p>
     <w:tbl>
@@ -1406,6 +1482,76 @@
           </w:p>
         </w:tc>
       </w:tr>
+      <w:tr>
+        <w:tc>
+          <w:tcPr>
+            <w:tcW w:type="dxa" w:w="2736"/>
+          </w:tcPr>
+          <w:p>
+            <w:r/>
+            <w:r>
+              <w:t>SupplierInvoiceCancel</w:t>
+            </w:r>
+          </w:p>
+        </w:tc>
+        <w:tc>
+          <w:tcPr>
+            <w:tcW w:type="dxa" w:w="3744"/>
+          </w:tcPr>
+          <w:p>
+            <w:r/>
+            <w:r>
+              <w:t>the person who approved a bill someone else entered</w:t>
+            </w:r>
+          </w:p>
+        </w:tc>
+        <w:tc>
+          <w:tcPr>
+            <w:tcW w:type="dxa" w:w="3600"/>
+          </w:tcPr>
+          <w:p>
+            <w:r/>
+            <w:r>
+              <w:t>Using cancellation as a back door out of an approval you were not allowed to grant yourself</w:t>
+            </w:r>
+          </w:p>
+        </w:tc>
+      </w:tr>
+      <w:tr>
+        <w:tc>
+          <w:tcPr>
+            <w:tcW w:type="dxa" w:w="2736"/>
+          </w:tcPr>
+          <w:p>
+            <w:r/>
+            <w:r>
+              <w:t>JournalEntryPosting</w:t>
+            </w:r>
+          </w:p>
+        </w:tc>
+        <w:tc>
+          <w:tcPr>
+            <w:tcW w:type="dxa" w:w="3744"/>
+          </w:tcPr>
+          <w:p>
+            <w:r/>
+            <w:r>
+              <w:t>the person who prepared the manual journal entry</w:t>
+            </w:r>
+          </w:p>
+        </w:tc>
+        <w:tc>
+          <w:tcPr>
+            <w:tcW w:type="dxa" w:w="3600"/>
+          </w:tcPr>
+          <w:p>
+            <w:r/>
+            <w:r>
+              <w:t>Booking and self-approving your own manual adjustment to the ledger</w:t>
+            </w:r>
+          </w:p>
+        </w:tc>
+      </w:tr>
     </w:tbl>
     <w:p/>
     <w:p>
@@ -1418,7 +1564,7 @@
           <w:color w:val="5A6B66"/>
           <w:sz w:val="18"/>
         </w:rPr>
-        <w:t>Table 4 — The five segregation-of-duties rules, enforced by default.</w:t>
+        <w:t>Table 4 — The seven segregation-of-duties rules, enforced by default.</w:t>
       </w:r>
     </w:p>
     <w:p>
@@ -1486,7 +1632,7 @@
         <w:rPr>
           <w:i w:val="0"/>
         </w:rPr>
-        <w:t>The purchasing chain is the mirror image. A purchase order starts as a Draft, is confirmed and placed with the supplier, and then receives goods — possibly across several deliveries, moving it to PartiallyReceived and finally Received. Posting a goods receipt is the point at which stock actually enters the warehouse and a FIFO cost layer is created at the purchase-order unit cost. Over-receiving a line is refused and nothing is posted. The supplier's bill is then raised from the order, capturing input VAT, approved, and paid. Four of the five segregation-of-duties rules police this chain.</w:t>
+        <w:t>The purchasing chain is the mirror image. A purchase order starts as a Draft, is confirmed and placed with the supplier, and then receives goods — possibly across several deliveries, moving it to PartiallyReceived and finally Received. Posting a goods receipt is the point at which stock actually enters the warehouse and a FIFO cost layer is created at the purchase-order unit cost. Over-receiving a line is refused and nothing is posted. The supplier's bill is then raised from the order, capturing input VAT, approved, and paid. Four of the seven segregation-of-duties rules police this chain.</w:t>
       </w:r>
     </w:p>
     <w:tbl>
@@ -2612,7 +2758,15 @@
         <w:pStyle w:val="ListBullet"/>
       </w:pPr>
       <w:r>
-        <w:t>No general ledger and no double-entry accounting. Nautilus ERP records operational transactions — stock, invoices, payments — not journals, chart of accounts or trial balance. It is not a substitute for accounting software.</w:t>
+        <w:t>The general ledger exists and enforces double-entry, but it is not a certified accounting package. There is no live exchange-rate feed — a journal line's exchange rate is entered by hand and stored at posting time — and no lodgement of any statutory return to a tax authority.</w:t>
+      </w:r>
+    </w:p>
+    <w:p>
+      <w:pPr>
+        <w:pStyle w:val="ListBullet"/>
+      </w:pPr>
+      <w:r>
+        <w:t>Bank reconciliation is a manual match against statement lines the operator imports or types in; there is no bank feed, so a statement has to be obtained and entered before it can be reconciled.</w:t>
       </w:r>
     </w:p>
     <w:p>
@@ -2660,7 +2814,7 @@
         <w:pStyle w:val="ListBullet"/>
       </w:pPr>
       <w:r>
-        <w:t>Multi-currency is modelled — FJD is the base currency and currencies are reference data — but there is no exchange-rate table in use and no bank reconciliation, RTGS/ACH or mobile-wallet payment integration. Mobile wallet is a payment method you may record, not a payment rail the system connects to.</w:t>
+        <w:t>Multi-currency is modelled on both the operational documents and the general ledger — FJD is the base currency, currencies are reference data, and a journal line may carry its own currency and exchange rate — but there is no RTGS/ACH or mobile-wallet payment integration. Mobile wallet is a payment method you may record, not a payment rail the system connects to.</w:t>
       </w:r>
     </w:p>
     <w:p>
@@ -3091,6 +3245,126 @@
           </w:p>
         </w:tc>
       </w:tr>
+      <w:tr>
+        <w:tc>
+          <w:tcPr>
+            <w:tcW w:type="dxa" w:w="2592"/>
+          </w:tcPr>
+          <w:p>
+            <w:r/>
+            <w:r>
+              <w:t>Chart of accounts</w:t>
+            </w:r>
+          </w:p>
+        </w:tc>
+        <w:tc>
+          <w:tcPr>
+            <w:tcW w:type="dxa" w:w="7344"/>
+          </w:tcPr>
+          <w:p>
+            <w:r/>
+            <w:r>
+              <w:t>The fixed list of accounts (Cash, Accounts Receivable, Sales Revenue, and so on) that every journal entry posts against.</w:t>
+            </w:r>
+          </w:p>
+        </w:tc>
+      </w:tr>
+      <w:tr>
+        <w:tc>
+          <w:tcPr>
+            <w:tcW w:type="dxa" w:w="2592"/>
+          </w:tcPr>
+          <w:p>
+            <w:r/>
+            <w:r>
+              <w:t>Journal entry</w:t>
+            </w:r>
+          </w:p>
+        </w:tc>
+        <w:tc>
+          <w:tcPr>
+            <w:tcW w:type="dxa" w:w="7344"/>
+          </w:tcPr>
+          <w:p>
+            <w:r/>
+            <w:r>
+              <w:t>A dated, balanced set of debit and credit lines. Posting one is how a sale, a payment or a manual adjustment becomes part of the ledger.</w:t>
+            </w:r>
+          </w:p>
+        </w:tc>
+      </w:tr>
+      <w:tr>
+        <w:tc>
+          <w:tcPr>
+            <w:tcW w:type="dxa" w:w="2592"/>
+          </w:tcPr>
+          <w:p>
+            <w:r/>
+            <w:r>
+              <w:t>Debit / credit</w:t>
+            </w:r>
+          </w:p>
+        </w:tc>
+        <w:tc>
+          <w:tcPr>
+            <w:tcW w:type="dxa" w:w="7344"/>
+          </w:tcPr>
+          <w:p>
+            <w:r/>
+            <w:r>
+              <w:t>The two sides of every journal line. An entry may only be posted when its total debits equal its total credits — the double-entry rule.</w:t>
+            </w:r>
+          </w:p>
+        </w:tc>
+      </w:tr>
+      <w:tr>
+        <w:tc>
+          <w:tcPr>
+            <w:tcW w:type="dxa" w:w="2592"/>
+          </w:tcPr>
+          <w:p>
+            <w:r/>
+            <w:r>
+              <w:t>Trial balance</w:t>
+            </w:r>
+          </w:p>
+        </w:tc>
+        <w:tc>
+          <w:tcPr>
+            <w:tcW w:type="dxa" w:w="7344"/>
+          </w:tcPr>
+          <w:p>
+            <w:r/>
+            <w:r>
+              <w:t>A listing of every account's total debits and credits as of a date; the two columns must be equal, which is what proves the ledger balances.</w:t>
+            </w:r>
+          </w:p>
+        </w:tc>
+      </w:tr>
+      <w:tr>
+        <w:tc>
+          <w:tcPr>
+            <w:tcW w:type="dxa" w:w="2592"/>
+          </w:tcPr>
+          <w:p>
+            <w:r/>
+            <w:r>
+              <w:t>Accounting period</w:t>
+            </w:r>
+          </w:p>
+        </w:tc>
+        <w:tc>
+          <w:tcPr>
+            <w:tcW w:type="dxa" w:w="7344"/>
+          </w:tcPr>
+          <w:p>
+            <w:r/>
+            <w:r>
+              <w:t>A calendar month (or year) that can be locked once its books are settled, after which nothing — including automatic postings — can be recorded into it.</w:t>
+            </w:r>
+          </w:p>
+        </w:tc>
+      </w:tr>
     </w:tbl>
     <w:p/>
     <w:p>
@@ -3468,7 +3742,7 @@
         <w:rPr>
           <w:i w:val="0"/>
         </w:rPr>
-        <w:t>The API exposes 83 endpoints across 21 controllers, all under /api and all requiring authentication except sign-in, the MFA challenge, token refresh and the password-reset pair. Interactive documentation is served at /swagger in development. The table groups the controllers by module; docs/API.md in the repository documents each endpoint individually.</w:t>
+        <w:t>The API exposes 112 endpoints across 26 controllers, all under /api and all requiring authentication except sign-in, the MFA challenge, token refresh and the password-reset pair. Interactive documentation is served at /swagger in development. The table groups the controllers by module; docs/API.md in the repository documents each endpoint individually.</w:t>
       </w:r>
     </w:p>
     <w:tbl>
@@ -3651,7 +3925,7 @@
           <w:p>
             <w:r/>
             <w:r>
-              <w:t>Customers (2), SalesOrders (6), Invoices (8)</w:t>
+              <w:t>Customers (3), SalesOrders (6), Invoices (8)</w:t>
             </w:r>
           </w:p>
         </w:tc>
@@ -3686,7 +3960,7 @@
           <w:p>
             <w:r/>
             <w:r>
-              <w:t>Suppliers (2), PurchaseOrders (6), SupplierInvoices (6)</w:t>
+              <w:t>Suppliers (2), PurchaseOrders (7), SupplierInvoices (6)</w:t>
             </w:r>
           </w:p>
         </w:tc>
@@ -3697,7 +3971,42 @@
           <w:p>
             <w:r/>
             <w:r>
-              <w:t>Order lifecycle, goods receipts (Staff may post), supplier-invoice approval and payments</w:t>
+              <w:t>Order lifecycle, goods receipts (Staff may post), reorder-draft generation, supplier-invoice approval and payments</w:t>
+            </w:r>
+          </w:p>
+        </w:tc>
+      </w:tr>
+      <w:tr>
+        <w:tc>
+          <w:tcPr>
+            <w:tcW w:type="dxa" w:w="2160"/>
+          </w:tcPr>
+          <w:p>
+            <w:r/>
+            <w:r>
+              <w:t>General ledger</w:t>
+            </w:r>
+          </w:p>
+        </w:tc>
+        <w:tc>
+          <w:tcPr>
+            <w:tcW w:type="dxa" w:w="4320"/>
+          </w:tcPr>
+          <w:p>
+            <w:r/>
+            <w:r>
+              <w:t>ChartOfAccounts (4), JournalEntries (5), AccountingPeriods (2), BankReconciliation (5)</w:t>
+            </w:r>
+          </w:p>
+        </w:tc>
+        <w:tc>
+          <w:tcPr>
+            <w:tcW w:type="dxa" w:w="3456"/>
+          </w:tcPr>
+          <w:p>
+            <w:r/>
+            <w:r>
+              <w:t>Create and post/void journal entries, manage the chart of accounts, lock a period, reconcile bank statement lines</w:t>
             </w:r>
           </w:p>
         </w:tc>
@@ -3721,7 +4030,7 @@
           <w:p>
             <w:r/>
             <w:r>
-              <w:t>Dashboard (2), Reports (1), Company (2), AuditLogs (1)</w:t>
+              <w:t>Dashboard (2), Reports (11), Company (2), AuditLogs (1)</w:t>
             </w:r>
           </w:p>
         </w:tc>
@@ -3732,7 +4041,7 @@
           <w:p>
             <w:r/>
             <w:r>
-              <w:t>Dashboard figures and sales trend; inventory valuation export; company profile; audit trail (Administrator-only)</w:t>
+              <w:t>Dashboard figures and sales trend; inventory valuation, aging, trial balance, P&amp;L and balance sheet exports; company profile; audit trail (Administrator-only)</w:t>
             </w:r>
           </w:p>
         </w:tc>
@@ -3745,7 +4054,7 @@
           <w:p>
             <w:r/>
             <w:r>
-              <w:t>Documents</w:t>
+              <w:t>Documents &amp; search</w:t>
             </w:r>
           </w:p>
         </w:tc>
@@ -3756,7 +4065,7 @@
           <w:p>
             <w:r/>
             <w:r>
-              <w:t>Attachments (4)</w:t>
+              <w:t>Attachments (4), Search (1)</w:t>
             </w:r>
           </w:p>
         </w:tc>
@@ -3767,7 +4076,7 @@
           <w:p>
             <w:r/>
             <w:r>
-              <w:t>Upload, list, download and delete a file against any record, referenced by entity type and id; the browser client uses it on the four document detail pages</w:t>
+              <w:t>Upload, list, download and delete a file against any record, referenced by entity type and id; a single global search endpoint backs the command palette</w:t>
             </w:r>
           </w:p>
         </w:tc>
@@ -3784,7 +4093,7 @@
           <w:color w:val="5A6B66"/>
           <w:sz w:val="18"/>
         </w:rPr>
-        <w:t>Table 9 — The 21 controllers and 83 endpoints, grouped by module.</w:t>
+        <w:t>Table 9 — The 26 controllers and 112 endpoints, grouped by module.</w:t>
       </w:r>
     </w:p>
     <w:p>
@@ -4091,6 +4400,41 @@
           <w:p>
             <w:r/>
             <w:r>
+              <w:t>Accounting</w:t>
+            </w:r>
+          </w:p>
+        </w:tc>
+        <w:tc>
+          <w:tcPr>
+            <w:tcW w:type="dxa" w:w="4176"/>
+          </w:tcPr>
+          <w:p>
+            <w:r/>
+            <w:r>
+              <w:t>Account (+ AccountType enum), JournalEntry + JournalLine, AccountingPeriod, BankStatementLine, Reconciliation</w:t>
+            </w:r>
+          </w:p>
+        </w:tc>
+        <w:tc>
+          <w:tcPr>
+            <w:tcW w:type="dxa" w:w="3744"/>
+          </w:tcPr>
+          <w:p>
+            <w:r/>
+            <w:r>
+              <w:t>JournalEntry.Post() refuses to post unless debits equal credits; a void writes a reversing entry rather than editing the posted one</w:t>
+            </w:r>
+          </w:p>
+        </w:tc>
+      </w:tr>
+      <w:tr>
+        <w:tc>
+          <w:tcPr>
+            <w:tcW w:type="dxa" w:w="2016"/>
+          </w:tcPr>
+          <w:p>
+            <w:r/>
+            <w:r>
               <w:t>Identity &amp; auditing</w:t>
             </w:r>
           </w:p>
@@ -4247,7 +4591,7 @@
         <w:rPr>
           <w:i w:val="0"/>
         </w:rPr>
-        <w:t>Across the two projects there are 97 test methods (xUnit facts and theories; theories expand to more cases at run time). Run them with `dotnet test` at the repository root.</w:t>
+        <w:t>Across the two projects there are 123 test methods (53 unit, 70 integration; xUnit facts and theories, where theories expand to more cases at run time). Run them with `dotnet test` at the repository root.</w:t>
       </w:r>
     </w:p>
     <w:p>
@@ -4258,7 +4602,7 @@
         <w:rPr>
           <w:i w:val="0"/>
         </w:rPr>
-        <w:t>The browser client carries its own suite: Vitest with React Testing Library, 37 tests across money/date formatting, the API error-message unwrapping, and — the two places a silent regression would matter most — the full authentication state machine (silent re-auth on boot, the login/MFA-challenge/verify sequence against a mocked API, the forced-logout event) and the sign-in form itself driven the way a person would, through react-hook-form and zod validation, not by calling internal functions directly. Run them with `npm run test` in client/.</w:t>
+        <w:t>The browser client carries its own suite: Vitest with React Testing Library, 57 tests across money/date formatting, the API error-message unwrapping, and — the two places a silent regression would matter most — the full authentication state machine (silent re-auth on boot, the login/MFA-challenge/verify sequence against a mocked API, the forced-logout event) and the sign-in form itself driven the way a person would, through react-hook-form and zod validation, not by calling internal functions directly. Run them with `npm run test` in client/.</w:t>
       </w:r>
     </w:p>
     <w:p>
@@ -4583,15 +4927,7 @@
         <w:pStyle w:val="ListBullet"/>
       </w:pPr>
       <w:r>
-        <w:t>Decide the accounting boundary: either add a general ledger with double-entry posting from the operational documents, or define and build a clean export to the accounting package the business already uses.</w:t>
-      </w:r>
-    </w:p>
-    <w:p>
-      <w:pPr>
-        <w:pStyle w:val="ListBullet"/>
-      </w:pPr>
-      <w:r>
-        <w:t>Implement effective-dated exchange rates and, if the business needs them, bank reconciliation against Fiji bank statement formats and the RBF payment rails.</w:t>
+        <w:t>Replace the general ledger's hand-entered exchange rates with a live or effective-dated rate feed, and connect bank reconciliation to an actual Fiji bank statement import format and the RBF payment rails, rather than a manual match against typed-in lines.</w:t>
       </w:r>
     </w:p>
     <w:p>
@@ -4633,7 +4969,7 @@
           <w:color w:val="5A6B66"/>
           <w:sz w:val="18"/>
         </w:rPr>
-        <w:t>Document generated from source by docs/build_report.py on 11 July 2026.</w:t>
+        <w:t>Document generated from source by docs/build_report.py on 15 July 2026.</w:t>
       </w:r>
     </w:p>
     <w:sectPr>
